--- a/User Stories.docx
+++ b/User Stories.docx
@@ -12,7 +12,7 @@
         <w:bidi w:val="0"/>
         <w:spacing w:before="200" w:after="120"/>
         <w:ind w:hanging="0" w:start="0"/>
-        <w:jc w:val="start"/>
+        <w:jc w:val="both"/>
         <w:rPr/>
       </w:pPr>
       <w:r>
@@ -28,16 +28,12 @@
           <w:numId w:val="2"/>
         </w:numPr>
         <w:bidi w:val="0"/>
-        <w:jc w:val="start"/>
-        <w:rPr/>
-      </w:pPr>
-      <w:r>
-        <w:rPr/>
-        <w:t xml:space="preserve">Como usuario quiero </w:t>
-      </w:r>
-      <w:r>
-        <w:rPr/>
-        <w:t>una interfaz tipo frutiger aero imágenes etc.</w:t>
+        <w:jc w:val="both"/>
+        <w:rPr/>
+      </w:pPr>
+      <w:r>
+        <w:rPr/>
+        <w:t>Como usuario quiero una interfaz tipo frutiger aero imágenes etc.</w:t>
       </w:r>
     </w:p>
     <w:p>
@@ -49,7 +45,7 @@
         </w:numPr>
         <w:bidi w:val="0"/>
         <w:ind w:hanging="0" w:start="0"/>
-        <w:jc w:val="start"/>
+        <w:jc w:val="both"/>
         <w:rPr/>
       </w:pPr>
       <w:r>
@@ -65,12 +61,164 @@
           <w:numId w:val="3"/>
         </w:numPr>
         <w:bidi w:val="0"/>
-        <w:jc w:val="start"/>
-        <w:rPr/>
-      </w:pPr>
-      <w:r>
-        <w:rPr/>
-        <w:t>Como usuario quiero una barra desplegable de botones que tienen el diferente tipo de contenido</w:t>
+        <w:jc w:val="both"/>
+        <w:rPr/>
+      </w:pPr>
+      <w:r>
+        <w:rPr/>
+        <w:t xml:space="preserve">Como </w:t>
+      </w:r>
+      <w:r>
+        <w:rPr/>
+        <w:t>usuario</w:t>
+      </w:r>
+      <w:r>
+        <w:rPr/>
+        <w:t xml:space="preserve"> quiero una barra desplegable de botones que tienen el diferente tipo de contenido</w:t>
+      </w:r>
+    </w:p>
+    <w:p>
+      <w:pPr>
+        <w:pStyle w:val="Normal"/>
+        <w:numPr>
+          <w:ilvl w:val="0"/>
+          <w:numId w:val="3"/>
+        </w:numPr>
+        <w:bidi w:val="0"/>
+        <w:jc w:val="both"/>
+        <w:rPr/>
+      </w:pPr>
+      <w:r>
+        <w:rPr/>
+        <w:t>Como administrador quiero una breve introducción de quién soy y qué es lo que hago.</w:t>
+      </w:r>
+    </w:p>
+    <w:p>
+      <w:pPr>
+        <w:pStyle w:val="Normal"/>
+        <w:numPr>
+          <w:ilvl w:val="0"/>
+          <w:numId w:val="3"/>
+        </w:numPr>
+        <w:bidi w:val="0"/>
+        <w:jc w:val="both"/>
+        <w:rPr/>
+      </w:pPr>
+      <w:r>
+        <w:rPr/>
+        <w:t>Como administrador quiero presentar en forma de imágenes y video los trabajos más representativos de mi carrera hasta la fecha.</w:t>
+      </w:r>
+    </w:p>
+    <w:p>
+      <w:pPr>
+        <w:pStyle w:val="Normal"/>
+        <w:numPr>
+          <w:ilvl w:val="0"/>
+          <w:numId w:val="3"/>
+        </w:numPr>
+        <w:bidi w:val="0"/>
+        <w:jc w:val="both"/>
+        <w:rPr/>
+      </w:pPr>
+      <w:r>
+        <w:rPr/>
+        <w:t>Como administrador quiero presentar en un apartado todas las disciplinas que he abordado tanto de arte cómo de computación, electrónica o de algún otro ámbito.</w:t>
+      </w:r>
+    </w:p>
+    <w:p>
+      <w:pPr>
+        <w:pStyle w:val="Normal"/>
+        <w:numPr>
+          <w:ilvl w:val="1"/>
+          <w:numId w:val="11"/>
+        </w:numPr>
+        <w:bidi w:val="0"/>
+        <w:jc w:val="both"/>
+        <w:rPr/>
+      </w:pPr>
+      <w:r>
+        <w:rPr/>
+        <w:t>Dibujo.</w:t>
+      </w:r>
+    </w:p>
+    <w:p>
+      <w:pPr>
+        <w:pStyle w:val="Normal"/>
+        <w:numPr>
+          <w:ilvl w:val="1"/>
+          <w:numId w:val="11"/>
+        </w:numPr>
+        <w:bidi w:val="0"/>
+        <w:jc w:val="both"/>
+        <w:rPr/>
+      </w:pPr>
+      <w:r>
+        <w:rPr/>
+        <w:t>Dibujo digital/dibujo digital pixel art.</w:t>
+      </w:r>
+    </w:p>
+    <w:p>
+      <w:pPr>
+        <w:pStyle w:val="Normal"/>
+        <w:numPr>
+          <w:ilvl w:val="1"/>
+          <w:numId w:val="11"/>
+        </w:numPr>
+        <w:bidi w:val="0"/>
+        <w:jc w:val="both"/>
+        <w:rPr/>
+      </w:pPr>
+      <w:r>
+        <w:rPr/>
+        <w:t>Modelado y texturizado 3D.</w:t>
+      </w:r>
+    </w:p>
+    <w:p>
+      <w:pPr>
+        <w:pStyle w:val="Normal"/>
+        <w:numPr>
+          <w:ilvl w:val="1"/>
+          <w:numId w:val="11"/>
+        </w:numPr>
+        <w:bidi w:val="0"/>
+        <w:jc w:val="both"/>
+        <w:rPr/>
+      </w:pPr>
+      <w:r>
+        <w:rPr/>
+        <w:t>Producción musical.</w:t>
+      </w:r>
+    </w:p>
+    <w:p>
+      <w:pPr>
+        <w:pStyle w:val="Normal"/>
+        <w:numPr>
+          <w:ilvl w:val="1"/>
+          <w:numId w:val="11"/>
+        </w:numPr>
+        <w:bidi w:val="0"/>
+        <w:jc w:val="both"/>
+        <w:rPr/>
+      </w:pPr>
+      <w:r>
+        <w:rPr/>
+        <w:t>Creación de circuitos electrónicos.</w:t>
+      </w:r>
+    </w:p>
+    <w:p>
+      <w:pPr>
+        <w:pStyle w:val="Normal"/>
+        <w:numPr>
+          <w:ilvl w:val="1"/>
+          <w:numId w:val="11"/>
+        </w:numPr>
+        <w:bidi w:val="0"/>
+        <w:jc w:val="both"/>
+        <w:rPr/>
+      </w:pPr>
+      <w:r>
+        <w:rPr/>
+        <w:t>Creación de videojuegos.</w:t>
       </w:r>
     </w:p>
     <w:p>
@@ -82,7 +230,7 @@
         </w:numPr>
         <w:bidi w:val="0"/>
         <w:ind w:hanging="0" w:start="0"/>
-        <w:jc w:val="start"/>
+        <w:jc w:val="both"/>
         <w:rPr/>
       </w:pPr>
       <w:r>
@@ -93,9 +241,12 @@
     <w:p>
       <w:pPr>
         <w:pStyle w:val="BodyText"/>
-        <w:bidi w:val="0"/>
-        <w:ind w:hanging="0" w:start="0"/>
-        <w:jc w:val="start"/>
+        <w:numPr>
+          <w:ilvl w:val="0"/>
+          <w:numId w:val="4"/>
+        </w:numPr>
+        <w:bidi w:val="0"/>
+        <w:jc w:val="both"/>
         <w:rPr>
           <w:u w:val="none"/>
         </w:rPr>
@@ -104,6 +255,46 @@
         <w:rPr>
           <w:u w:val="none"/>
         </w:rPr>
+        <w:t>Como administrador quiero una página que tenga una introducción sobre mi conexión con la música para que la gente pueda entender un poco la sección y la razón del por qué hago música.</w:t>
+      </w:r>
+    </w:p>
+    <w:p>
+      <w:pPr>
+        <w:pStyle w:val="BodyText"/>
+        <w:numPr>
+          <w:ilvl w:val="0"/>
+          <w:numId w:val="4"/>
+        </w:numPr>
+        <w:bidi w:val="0"/>
+        <w:jc w:val="both"/>
+        <w:rPr>
+          <w:u w:val="none"/>
+        </w:rPr>
+      </w:pPr>
+      <w:r>
+        <w:rPr>
+          <w:u w:val="none"/>
+        </w:rPr>
+        <w:t>Como usuario quiero un reproductor de música con forma de un reproductor de cassettes, que va a permitir cambiar entre canciones o álbumes que han sido creados por el administrador.</w:t>
+      </w:r>
+    </w:p>
+    <w:p>
+      <w:pPr>
+        <w:pStyle w:val="BodyText"/>
+        <w:numPr>
+          <w:ilvl w:val="0"/>
+          <w:numId w:val="4"/>
+        </w:numPr>
+        <w:bidi w:val="0"/>
+        <w:jc w:val="both"/>
+        <w:rPr>
+          <w:u w:val="none"/>
+        </w:rPr>
+      </w:pPr>
+      <w:r>
+        <w:rPr>
+          <w:u w:val="none"/>
+        </w:rPr>
       </w:r>
     </w:p>
     <w:p>
@@ -115,7 +306,7 @@
         </w:numPr>
         <w:bidi w:val="0"/>
         <w:ind w:hanging="0" w:start="0"/>
-        <w:jc w:val="start"/>
+        <w:jc w:val="both"/>
         <w:rPr/>
       </w:pPr>
       <w:r>
@@ -126,13 +317,63 @@
     <w:p>
       <w:pPr>
         <w:pStyle w:val="BodyText"/>
-        <w:bidi w:val="0"/>
-        <w:ind w:hanging="0" w:start="0"/>
-        <w:jc w:val="start"/>
-        <w:rPr/>
-      </w:pPr>
-      <w:r>
-        <w:rPr/>
+        <w:numPr>
+          <w:ilvl w:val="0"/>
+          <w:numId w:val="5"/>
+        </w:numPr>
+        <w:bidi w:val="0"/>
+        <w:jc w:val="both"/>
+        <w:rPr/>
+      </w:pPr>
+      <w:r>
+        <w:rPr/>
+        <w:t xml:space="preserve">Como administrador quiero una introducción al apartado de PDF para que la gente conozca que tiene PDFs y </w:t>
+      </w:r>
+      <w:r>
+        <w:rPr>
+          <w:u w:val="none"/>
+        </w:rPr>
+        <w:t>demás información que pueden utilizar o descargar para beneficio de los usuarios.</w:t>
+      </w:r>
+    </w:p>
+    <w:p>
+      <w:pPr>
+        <w:pStyle w:val="BodyText"/>
+        <w:numPr>
+          <w:ilvl w:val="0"/>
+          <w:numId w:val="5"/>
+        </w:numPr>
+        <w:bidi w:val="0"/>
+        <w:jc w:val="both"/>
+        <w:rPr>
+          <w:u w:val="none"/>
+        </w:rPr>
+      </w:pPr>
+      <w:r>
+        <w:rPr>
+          <w:u w:val="none"/>
+        </w:rPr>
+        <w:t>El segundo apartado será el lugar dónde estarán los PDFs como cards que tienen información inicial de los mismos, una portada y enlace de descarga.</w:t>
+      </w:r>
+    </w:p>
+    <w:p>
+      <w:pPr>
+        <w:pStyle w:val="BodyText"/>
+        <w:numPr>
+          <w:ilvl w:val="0"/>
+          <w:numId w:val="5"/>
+        </w:numPr>
+        <w:bidi w:val="0"/>
+        <w:jc w:val="both"/>
+        <w:rPr>
+          <w:u w:val="none"/>
+        </w:rPr>
+      </w:pPr>
+      <w:r>
+        <w:rPr>
+          <w:u w:val="none"/>
+        </w:rPr>
+        <w:t>Antes de mostrar los PDFs si existe algún tipo de información que no es un pdf puede ir antes de ellos.</w:t>
       </w:r>
     </w:p>
     <w:p>
@@ -144,7 +385,7 @@
         </w:numPr>
         <w:bidi w:val="0"/>
         <w:ind w:hanging="0" w:start="0"/>
-        <w:jc w:val="start"/>
+        <w:jc w:val="both"/>
         <w:rPr/>
       </w:pPr>
       <w:r>
@@ -156,8 +397,116 @@
       <w:pPr>
         <w:pStyle w:val="BodyText"/>
         <w:bidi w:val="0"/>
+        <w:jc w:val="both"/>
+        <w:rPr/>
+      </w:pPr>
+      <w:r>
+        <w:rPr/>
+        <w:t>El catálogo de objetos es una evolución de la página de objetos del siglo XX, puesto que aquí voy a introducir objetos ordenados por décadas y por categorías de objetos.</w:t>
+      </w:r>
+    </w:p>
+    <w:p>
+      <w:pPr>
+        <w:pStyle w:val="BodyText"/>
+        <w:numPr>
+          <w:ilvl w:val="0"/>
+          <w:numId w:val="6"/>
+        </w:numPr>
+        <w:bidi w:val="0"/>
+        <w:jc w:val="both"/>
+        <w:rPr/>
+      </w:pPr>
+      <w:r>
+        <w:rPr/>
+        <w:t>Como usuario quiero una introducción tipo carrusel con todas las categorías de objetos</w:t>
+      </w:r>
+    </w:p>
+    <w:p>
+      <w:pPr>
+        <w:pStyle w:val="BodyText"/>
+        <w:numPr>
+          <w:ilvl w:val="1"/>
+          <w:numId w:val="7"/>
+        </w:numPr>
+        <w:bidi w:val="0"/>
+        <w:jc w:val="both"/>
+        <w:rPr/>
+      </w:pPr>
+      <w:r>
+        <w:rPr/>
+        <w:t>Vehículos.</w:t>
+      </w:r>
+    </w:p>
+    <w:p>
+      <w:pPr>
+        <w:pStyle w:val="BodyText"/>
+        <w:numPr>
+          <w:ilvl w:val="1"/>
+          <w:numId w:val="7"/>
+        </w:numPr>
+        <w:bidi w:val="0"/>
+        <w:jc w:val="both"/>
+        <w:rPr/>
+      </w:pPr>
+      <w:r>
+        <w:rPr/>
+        <w:t>Muebles.</w:t>
+      </w:r>
+    </w:p>
+    <w:p>
+      <w:pPr>
+        <w:pStyle w:val="BodyText"/>
+        <w:numPr>
+          <w:ilvl w:val="1"/>
+          <w:numId w:val="7"/>
+        </w:numPr>
+        <w:bidi w:val="0"/>
+        <w:jc w:val="both"/>
+        <w:rPr/>
+      </w:pPr>
+      <w:r>
+        <w:rPr/>
+        <w:t>Ropa.</w:t>
+      </w:r>
+    </w:p>
+    <w:p>
+      <w:pPr>
+        <w:pStyle w:val="BodyText"/>
+        <w:numPr>
+          <w:ilvl w:val="1"/>
+          <w:numId w:val="7"/>
+        </w:numPr>
+        <w:bidi w:val="0"/>
+        <w:jc w:val="both"/>
+        <w:rPr/>
+      </w:pPr>
+      <w:r>
+        <w:rPr/>
+        <w:t>Electrónicos.</w:t>
+      </w:r>
+    </w:p>
+    <w:p>
+      <w:pPr>
+        <w:pStyle w:val="BodyText"/>
+        <w:numPr>
+          <w:ilvl w:val="1"/>
+          <w:numId w:val="7"/>
+        </w:numPr>
+        <w:bidi w:val="0"/>
+        <w:jc w:val="both"/>
+        <w:rPr/>
+      </w:pPr>
+      <w:r>
+        <w:rPr/>
+        <w:t>Herramientas.</w:t>
+      </w:r>
+    </w:p>
+    <w:p>
+      <w:pPr>
+        <w:pStyle w:val="BodyText"/>
+        <w:bidi w:val="0"/>
         <w:ind w:hanging="0" w:start="0"/>
-        <w:jc w:val="start"/>
+        <w:jc w:val="both"/>
         <w:rPr/>
       </w:pPr>
       <w:r>
@@ -173,24 +522,28 @@
         </w:numPr>
         <w:bidi w:val="0"/>
         <w:ind w:hanging="0" w:start="0"/>
-        <w:jc w:val="start"/>
-        <w:rPr/>
-      </w:pPr>
-      <w:r>
-        <w:rPr/>
-        <w:t>CV</w:t>
+        <w:jc w:val="both"/>
+        <w:rPr/>
+      </w:pPr>
+      <w:r>
+        <w:rPr/>
+        <w:t>Electronics</w:t>
       </w:r>
     </w:p>
     <w:p>
       <w:pPr>
         <w:pStyle w:val="BodyText"/>
-        <w:bidi w:val="0"/>
-        <w:ind w:hanging="0" w:start="0"/>
-        <w:jc w:val="start"/>
-        <w:rPr/>
-      </w:pPr>
-      <w:r>
-        <w:rPr/>
+        <w:numPr>
+          <w:ilvl w:val="0"/>
+          <w:numId w:val="8"/>
+        </w:numPr>
+        <w:bidi w:val="0"/>
+        <w:jc w:val="both"/>
+        <w:rPr/>
+      </w:pPr>
+      <w:r>
+        <w:rPr/>
+        <w:t>Como usuario administrador quiero una página con una parte de introducción de por que me gusta la electrónica, para que los usuarios sepan el sentido de éste apartado, además la introducción también servirá para demostrar que hay ejemplos de electrónica que los usuarios podrán usar para hacer sus propios circuitos.</w:t>
       </w:r>
     </w:p>
     <w:p>
@@ -202,20 +555,31 @@
         </w:numPr>
         <w:bidi w:val="0"/>
         <w:ind w:hanging="0" w:start="0"/>
-        <w:jc w:val="start"/>
-        <w:rPr/>
-      </w:pPr>
-      <w:r>
-        <w:rPr/>
-        <w:t>Electronics</w:t>
+        <w:jc w:val="both"/>
+        <w:rPr/>
+      </w:pPr>
+      <w:r>
+        <w:rPr/>
+        <w:t>Character Editor</w:t>
       </w:r>
     </w:p>
     <w:p>
       <w:pPr>
         <w:pStyle w:val="BodyText"/>
         <w:bidi w:val="0"/>
-        <w:ind w:hanging="0" w:start="0"/>
-        <w:jc w:val="start"/>
+        <w:jc w:val="both"/>
+        <w:rPr/>
+      </w:pPr>
+      <w:r>
+        <w:rPr/>
+        <w:t>1. Como usuario quiero tener 2 diferentes tipos de personaje a editar uno 2D pixel Art y otro 3D.</w:t>
+      </w:r>
+    </w:p>
+    <w:p>
+      <w:pPr>
+        <w:pStyle w:val="BodyText"/>
+        <w:bidi w:val="0"/>
+        <w:jc w:val="both"/>
         <w:rPr/>
       </w:pPr>
       <w:r>
@@ -231,35 +595,29 @@
         </w:numPr>
         <w:bidi w:val="0"/>
         <w:ind w:hanging="0" w:start="0"/>
-        <w:jc w:val="start"/>
-        <w:rPr/>
-      </w:pPr>
-      <w:r>
-        <w:rPr/>
-        <w:t>Character Editor</w:t>
+        <w:jc w:val="both"/>
+        <w:rPr/>
+      </w:pPr>
+      <w:r>
+        <w:rPr/>
+        <w:t>3D Laboratory</w:t>
       </w:r>
     </w:p>
     <w:p>
       <w:pPr>
         <w:pStyle w:val="BodyText"/>
-        <w:bidi w:val="0"/>
-        <w:jc w:val="start"/>
-        <w:rPr/>
-      </w:pPr>
-      <w:r>
-        <w:rPr/>
-        <w:t>1. Como usuario quiero tener 2 diferentes tipos de personaje a editar uno 2D pixel Art y otro 3D.</w:t>
-      </w:r>
-    </w:p>
-    <w:p>
-      <w:pPr>
-        <w:pStyle w:val="BodyText"/>
-        <w:bidi w:val="0"/>
-        <w:jc w:val="start"/>
-        <w:rPr/>
-      </w:pPr>
-      <w:r>
-        <w:rPr/>
+        <w:numPr>
+          <w:ilvl w:val="0"/>
+          <w:numId w:val="9"/>
+        </w:numPr>
+        <w:bidi w:val="0"/>
+        <w:ind w:hanging="0" w:start="0"/>
+        <w:jc w:val="both"/>
+        <w:rPr/>
+      </w:pPr>
+      <w:r>
+        <w:rPr/>
+        <w:t>Como usuario quiero un apartado para poder ver diferentes objetos creados por mí, también funcionará cómo un lugar para experimentar con el 3D a la hora de programar.</w:t>
       </w:r>
     </w:p>
     <w:p>
@@ -270,42 +628,48 @@
           <w:numId w:val="1"/>
         </w:numPr>
         <w:bidi w:val="0"/>
-        <w:ind w:hanging="0" w:start="0"/>
-        <w:jc w:val="start"/>
-        <w:rPr/>
-      </w:pPr>
-      <w:r>
-        <w:rPr/>
-        <w:t>3D Laboratory</w:t>
-      </w:r>
-    </w:p>
-    <w:p>
-      <w:pPr>
-        <w:pStyle w:val="BodyText"/>
-        <w:bidi w:val="0"/>
-        <w:jc w:val="start"/>
-        <w:rPr/>
-      </w:pPr>
-      <w:r>
-        <w:rPr/>
-      </w:r>
-    </w:p>
-    <w:p>
-      <w:pPr>
-        <w:pStyle w:val="Heading2"/>
-        <w:numPr>
-          <w:ilvl w:val="1"/>
-          <w:numId w:val="1"/>
-        </w:numPr>
-        <w:bidi w:val="0"/>
         <w:spacing w:before="200" w:after="120"/>
         <w:ind w:hanging="0" w:start="0"/>
-        <w:jc w:val="start"/>
+        <w:jc w:val="both"/>
         <w:rPr/>
       </w:pPr>
       <w:r>
         <w:rPr/>
         <w:t>ChatBot</w:t>
+      </w:r>
+    </w:p>
+    <w:p>
+      <w:pPr>
+        <w:pStyle w:val="BodyText"/>
+        <w:numPr>
+          <w:ilvl w:val="0"/>
+          <w:numId w:val="10"/>
+        </w:numPr>
+        <w:bidi w:val="0"/>
+        <w:spacing w:before="200" w:after="120"/>
+        <w:jc w:val="both"/>
+        <w:rPr/>
+      </w:pPr>
+      <w:r>
+        <w:rPr/>
+        <w:t>Como usuario quiero un personaje robot que represente mi chatbot.</w:t>
+      </w:r>
+    </w:p>
+    <w:p>
+      <w:pPr>
+        <w:pStyle w:val="BodyText"/>
+        <w:numPr>
+          <w:ilvl w:val="0"/>
+          <w:numId w:val="10"/>
+        </w:numPr>
+        <w:bidi w:val="0"/>
+        <w:spacing w:before="200" w:after="120"/>
+        <w:jc w:val="both"/>
+        <w:rPr/>
+      </w:pPr>
+      <w:r>
+        <w:rPr/>
+        <w:t>Como usuario quiero un lugar para chatear con una inteligencia artificial (el chatbot), con respuestas similares a chatGPT, dependiendo de que tan complicado es crear redes neuronales o una inteligencia artificial.</w:t>
       </w:r>
     </w:p>
     <w:sectPr>
@@ -326,6 +690,20 @@
   <w:abstractNum w:abstractNumId="1">
     <w:lvl w:ilvl="0">
       <w:start w:val="1"/>
+      <w:numFmt w:val="decimal"/>
+      <w:suff w:val="nothing"/>
+      <w:lvlText w:val="%1."/>
+      <w:lvlJc w:val="start"/>
+      <w:pPr>
+        <w:tabs>
+          <w:tab w:val="num" w:pos="0"/>
+        </w:tabs>
+        <w:ind w:start="0" w:hanging="0"/>
+      </w:pPr>
+      <w:rPr/>
+    </w:lvl>
+    <w:lvl w:ilvl="1">
+      <w:start w:val="1"/>
       <w:numFmt w:val="none"/>
       <w:suff w:val="nothing"/>
       <w:lvlText w:val=""/>
@@ -338,7 +716,7 @@
       </w:pPr>
       <w:rPr/>
     </w:lvl>
-    <w:lvl w:ilvl="1">
+    <w:lvl w:ilvl="2">
       <w:start w:val="1"/>
       <w:numFmt w:val="none"/>
       <w:suff w:val="nothing"/>
@@ -352,7 +730,7 @@
       </w:pPr>
       <w:rPr/>
     </w:lvl>
-    <w:lvl w:ilvl="2">
+    <w:lvl w:ilvl="3">
       <w:start w:val="1"/>
       <w:numFmt w:val="none"/>
       <w:suff w:val="nothing"/>
@@ -366,7 +744,7 @@
       </w:pPr>
       <w:rPr/>
     </w:lvl>
-    <w:lvl w:ilvl="3">
+    <w:lvl w:ilvl="4">
       <w:start w:val="1"/>
       <w:numFmt w:val="none"/>
       <w:suff w:val="nothing"/>
@@ -380,7 +758,7 @@
       </w:pPr>
       <w:rPr/>
     </w:lvl>
-    <w:lvl w:ilvl="4">
+    <w:lvl w:ilvl="5">
       <w:start w:val="1"/>
       <w:numFmt w:val="none"/>
       <w:suff w:val="nothing"/>
@@ -394,7 +772,7 @@
       </w:pPr>
       <w:rPr/>
     </w:lvl>
-    <w:lvl w:ilvl="5">
+    <w:lvl w:ilvl="6">
       <w:start w:val="1"/>
       <w:numFmt w:val="none"/>
       <w:suff w:val="nothing"/>
@@ -408,7 +786,7 @@
       </w:pPr>
       <w:rPr/>
     </w:lvl>
-    <w:lvl w:ilvl="6">
+    <w:lvl w:ilvl="7">
       <w:start w:val="1"/>
       <w:numFmt w:val="none"/>
       <w:suff w:val="nothing"/>
@@ -422,7 +800,7 @@
       </w:pPr>
       <w:rPr/>
     </w:lvl>
-    <w:lvl w:ilvl="7">
+    <w:lvl w:ilvl="8">
       <w:start w:val="1"/>
       <w:numFmt w:val="none"/>
       <w:suff w:val="nothing"/>
@@ -436,20 +814,6 @@
       </w:pPr>
       <w:rPr/>
     </w:lvl>
-    <w:lvl w:ilvl="8">
-      <w:start w:val="1"/>
-      <w:numFmt w:val="none"/>
-      <w:suff w:val="nothing"/>
-      <w:lvlText w:val=""/>
-      <w:lvlJc w:val="start"/>
-      <w:pPr>
-        <w:tabs>
-          <w:tab w:val="num" w:pos="0"/>
-        </w:tabs>
-        <w:ind w:start="0" w:hanging="0"/>
-      </w:pPr>
-      <w:rPr/>
-    </w:lvl>
   </w:abstractNum>
   <w:abstractNum w:abstractNumId="2">
     <w:lvl w:ilvl="0">
@@ -690,6 +1054,994 @@
     </w:lvl>
   </w:abstractNum>
   <w:abstractNum w:abstractNumId="4">
+    <w:lvl w:ilvl="0">
+      <w:start w:val="1"/>
+      <w:numFmt w:val="decimal"/>
+      <w:lvlText w:val="%1."/>
+      <w:lvlJc w:val="start"/>
+      <w:pPr>
+        <w:tabs>
+          <w:tab w:val="num" w:pos="720"/>
+        </w:tabs>
+        <w:ind w:start="720" w:hanging="360"/>
+      </w:pPr>
+      <w:rPr/>
+    </w:lvl>
+    <w:lvl w:ilvl="1">
+      <w:start w:val="1"/>
+      <w:numFmt w:val="decimal"/>
+      <w:lvlText w:val="%2."/>
+      <w:lvlJc w:val="start"/>
+      <w:pPr>
+        <w:tabs>
+          <w:tab w:val="num" w:pos="1080"/>
+        </w:tabs>
+        <w:ind w:start="1080" w:hanging="360"/>
+      </w:pPr>
+      <w:rPr/>
+    </w:lvl>
+    <w:lvl w:ilvl="2">
+      <w:start w:val="1"/>
+      <w:numFmt w:val="decimal"/>
+      <w:lvlText w:val="%3."/>
+      <w:lvlJc w:val="start"/>
+      <w:pPr>
+        <w:tabs>
+          <w:tab w:val="num" w:pos="1440"/>
+        </w:tabs>
+        <w:ind w:start="1440" w:hanging="360"/>
+      </w:pPr>
+      <w:rPr/>
+    </w:lvl>
+    <w:lvl w:ilvl="3">
+      <w:start w:val="1"/>
+      <w:numFmt w:val="decimal"/>
+      <w:lvlText w:val="%4."/>
+      <w:lvlJc w:val="start"/>
+      <w:pPr>
+        <w:tabs>
+          <w:tab w:val="num" w:pos="1800"/>
+        </w:tabs>
+        <w:ind w:start="1800" w:hanging="360"/>
+      </w:pPr>
+      <w:rPr/>
+    </w:lvl>
+    <w:lvl w:ilvl="4">
+      <w:start w:val="1"/>
+      <w:numFmt w:val="decimal"/>
+      <w:lvlText w:val="%5."/>
+      <w:lvlJc w:val="start"/>
+      <w:pPr>
+        <w:tabs>
+          <w:tab w:val="num" w:pos="2160"/>
+        </w:tabs>
+        <w:ind w:start="2160" w:hanging="360"/>
+      </w:pPr>
+      <w:rPr/>
+    </w:lvl>
+    <w:lvl w:ilvl="5">
+      <w:start w:val="1"/>
+      <w:numFmt w:val="decimal"/>
+      <w:lvlText w:val="%6."/>
+      <w:lvlJc w:val="start"/>
+      <w:pPr>
+        <w:tabs>
+          <w:tab w:val="num" w:pos="2520"/>
+        </w:tabs>
+        <w:ind w:start="2520" w:hanging="360"/>
+      </w:pPr>
+      <w:rPr/>
+    </w:lvl>
+    <w:lvl w:ilvl="6">
+      <w:start w:val="1"/>
+      <w:numFmt w:val="decimal"/>
+      <w:lvlText w:val="%7."/>
+      <w:lvlJc w:val="start"/>
+      <w:pPr>
+        <w:tabs>
+          <w:tab w:val="num" w:pos="2880"/>
+        </w:tabs>
+        <w:ind w:start="2880" w:hanging="360"/>
+      </w:pPr>
+      <w:rPr/>
+    </w:lvl>
+    <w:lvl w:ilvl="7">
+      <w:start w:val="1"/>
+      <w:numFmt w:val="decimal"/>
+      <w:lvlText w:val="%8."/>
+      <w:lvlJc w:val="start"/>
+      <w:pPr>
+        <w:tabs>
+          <w:tab w:val="num" w:pos="3240"/>
+        </w:tabs>
+        <w:ind w:start="3240" w:hanging="360"/>
+      </w:pPr>
+      <w:rPr/>
+    </w:lvl>
+    <w:lvl w:ilvl="8">
+      <w:start w:val="1"/>
+      <w:numFmt w:val="decimal"/>
+      <w:lvlText w:val="%9."/>
+      <w:lvlJc w:val="start"/>
+      <w:pPr>
+        <w:tabs>
+          <w:tab w:val="num" w:pos="3600"/>
+        </w:tabs>
+        <w:ind w:start="3600" w:hanging="360"/>
+      </w:pPr>
+      <w:rPr/>
+    </w:lvl>
+  </w:abstractNum>
+  <w:abstractNum w:abstractNumId="5">
+    <w:lvl w:ilvl="0">
+      <w:start w:val="1"/>
+      <w:numFmt w:val="decimal"/>
+      <w:lvlText w:val="%1."/>
+      <w:lvlJc w:val="start"/>
+      <w:pPr>
+        <w:tabs>
+          <w:tab w:val="num" w:pos="720"/>
+        </w:tabs>
+        <w:ind w:start="720" w:hanging="360"/>
+      </w:pPr>
+      <w:rPr/>
+    </w:lvl>
+    <w:lvl w:ilvl="1">
+      <w:start w:val="1"/>
+      <w:numFmt w:val="decimal"/>
+      <w:lvlText w:val="%2."/>
+      <w:lvlJc w:val="start"/>
+      <w:pPr>
+        <w:tabs>
+          <w:tab w:val="num" w:pos="1080"/>
+        </w:tabs>
+        <w:ind w:start="1080" w:hanging="360"/>
+      </w:pPr>
+      <w:rPr/>
+    </w:lvl>
+    <w:lvl w:ilvl="2">
+      <w:start w:val="1"/>
+      <w:numFmt w:val="decimal"/>
+      <w:lvlText w:val="%3."/>
+      <w:lvlJc w:val="start"/>
+      <w:pPr>
+        <w:tabs>
+          <w:tab w:val="num" w:pos="1440"/>
+        </w:tabs>
+        <w:ind w:start="1440" w:hanging="360"/>
+      </w:pPr>
+      <w:rPr/>
+    </w:lvl>
+    <w:lvl w:ilvl="3">
+      <w:start w:val="1"/>
+      <w:numFmt w:val="decimal"/>
+      <w:lvlText w:val="%4."/>
+      <w:lvlJc w:val="start"/>
+      <w:pPr>
+        <w:tabs>
+          <w:tab w:val="num" w:pos="1800"/>
+        </w:tabs>
+        <w:ind w:start="1800" w:hanging="360"/>
+      </w:pPr>
+      <w:rPr/>
+    </w:lvl>
+    <w:lvl w:ilvl="4">
+      <w:start w:val="1"/>
+      <w:numFmt w:val="decimal"/>
+      <w:lvlText w:val="%5."/>
+      <w:lvlJc w:val="start"/>
+      <w:pPr>
+        <w:tabs>
+          <w:tab w:val="num" w:pos="2160"/>
+        </w:tabs>
+        <w:ind w:start="2160" w:hanging="360"/>
+      </w:pPr>
+      <w:rPr/>
+    </w:lvl>
+    <w:lvl w:ilvl="5">
+      <w:start w:val="1"/>
+      <w:numFmt w:val="decimal"/>
+      <w:lvlText w:val="%6."/>
+      <w:lvlJc w:val="start"/>
+      <w:pPr>
+        <w:tabs>
+          <w:tab w:val="num" w:pos="2520"/>
+        </w:tabs>
+        <w:ind w:start="2520" w:hanging="360"/>
+      </w:pPr>
+      <w:rPr/>
+    </w:lvl>
+    <w:lvl w:ilvl="6">
+      <w:start w:val="1"/>
+      <w:numFmt w:val="decimal"/>
+      <w:lvlText w:val="%7."/>
+      <w:lvlJc w:val="start"/>
+      <w:pPr>
+        <w:tabs>
+          <w:tab w:val="num" w:pos="2880"/>
+        </w:tabs>
+        <w:ind w:start="2880" w:hanging="360"/>
+      </w:pPr>
+      <w:rPr/>
+    </w:lvl>
+    <w:lvl w:ilvl="7">
+      <w:start w:val="1"/>
+      <w:numFmt w:val="decimal"/>
+      <w:lvlText w:val="%8."/>
+      <w:lvlJc w:val="start"/>
+      <w:pPr>
+        <w:tabs>
+          <w:tab w:val="num" w:pos="3240"/>
+        </w:tabs>
+        <w:ind w:start="3240" w:hanging="360"/>
+      </w:pPr>
+      <w:rPr/>
+    </w:lvl>
+    <w:lvl w:ilvl="8">
+      <w:start w:val="1"/>
+      <w:numFmt w:val="decimal"/>
+      <w:lvlText w:val="%9."/>
+      <w:lvlJc w:val="start"/>
+      <w:pPr>
+        <w:tabs>
+          <w:tab w:val="num" w:pos="3600"/>
+        </w:tabs>
+        <w:ind w:start="3600" w:hanging="360"/>
+      </w:pPr>
+      <w:rPr/>
+    </w:lvl>
+  </w:abstractNum>
+  <w:abstractNum w:abstractNumId="6">
+    <w:lvl w:ilvl="0">
+      <w:start w:val="1"/>
+      <w:numFmt w:val="decimal"/>
+      <w:lvlText w:val="%1."/>
+      <w:lvlJc w:val="start"/>
+      <w:pPr>
+        <w:tabs>
+          <w:tab w:val="num" w:pos="720"/>
+        </w:tabs>
+        <w:ind w:start="720" w:hanging="360"/>
+      </w:pPr>
+      <w:rPr/>
+    </w:lvl>
+    <w:lvl w:ilvl="1">
+      <w:start w:val="1"/>
+      <w:numFmt w:val="decimal"/>
+      <w:lvlText w:val="%2."/>
+      <w:lvlJc w:val="start"/>
+      <w:pPr>
+        <w:tabs>
+          <w:tab w:val="num" w:pos="1080"/>
+        </w:tabs>
+        <w:ind w:start="1080" w:hanging="360"/>
+      </w:pPr>
+      <w:rPr/>
+    </w:lvl>
+    <w:lvl w:ilvl="2">
+      <w:start w:val="1"/>
+      <w:numFmt w:val="decimal"/>
+      <w:lvlText w:val="%3."/>
+      <w:lvlJc w:val="start"/>
+      <w:pPr>
+        <w:tabs>
+          <w:tab w:val="num" w:pos="1440"/>
+        </w:tabs>
+        <w:ind w:start="1440" w:hanging="360"/>
+      </w:pPr>
+      <w:rPr/>
+    </w:lvl>
+    <w:lvl w:ilvl="3">
+      <w:start w:val="1"/>
+      <w:numFmt w:val="decimal"/>
+      <w:lvlText w:val="%4."/>
+      <w:lvlJc w:val="start"/>
+      <w:pPr>
+        <w:tabs>
+          <w:tab w:val="num" w:pos="1800"/>
+        </w:tabs>
+        <w:ind w:start="1800" w:hanging="360"/>
+      </w:pPr>
+      <w:rPr/>
+    </w:lvl>
+    <w:lvl w:ilvl="4">
+      <w:start w:val="1"/>
+      <w:numFmt w:val="decimal"/>
+      <w:lvlText w:val="%5."/>
+      <w:lvlJc w:val="start"/>
+      <w:pPr>
+        <w:tabs>
+          <w:tab w:val="num" w:pos="2160"/>
+        </w:tabs>
+        <w:ind w:start="2160" w:hanging="360"/>
+      </w:pPr>
+      <w:rPr/>
+    </w:lvl>
+    <w:lvl w:ilvl="5">
+      <w:start w:val="1"/>
+      <w:numFmt w:val="decimal"/>
+      <w:lvlText w:val="%6."/>
+      <w:lvlJc w:val="start"/>
+      <w:pPr>
+        <w:tabs>
+          <w:tab w:val="num" w:pos="2520"/>
+        </w:tabs>
+        <w:ind w:start="2520" w:hanging="360"/>
+      </w:pPr>
+      <w:rPr/>
+    </w:lvl>
+    <w:lvl w:ilvl="6">
+      <w:start w:val="1"/>
+      <w:numFmt w:val="decimal"/>
+      <w:lvlText w:val="%7."/>
+      <w:lvlJc w:val="start"/>
+      <w:pPr>
+        <w:tabs>
+          <w:tab w:val="num" w:pos="2880"/>
+        </w:tabs>
+        <w:ind w:start="2880" w:hanging="360"/>
+      </w:pPr>
+      <w:rPr/>
+    </w:lvl>
+    <w:lvl w:ilvl="7">
+      <w:start w:val="1"/>
+      <w:numFmt w:val="decimal"/>
+      <w:lvlText w:val="%8."/>
+      <w:lvlJc w:val="start"/>
+      <w:pPr>
+        <w:tabs>
+          <w:tab w:val="num" w:pos="3240"/>
+        </w:tabs>
+        <w:ind w:start="3240" w:hanging="360"/>
+      </w:pPr>
+      <w:rPr/>
+    </w:lvl>
+    <w:lvl w:ilvl="8">
+      <w:start w:val="1"/>
+      <w:numFmt w:val="decimal"/>
+      <w:lvlText w:val="%9."/>
+      <w:lvlJc w:val="start"/>
+      <w:pPr>
+        <w:tabs>
+          <w:tab w:val="num" w:pos="3600"/>
+        </w:tabs>
+        <w:ind w:start="3600" w:hanging="360"/>
+      </w:pPr>
+      <w:rPr/>
+    </w:lvl>
+  </w:abstractNum>
+  <w:abstractNum w:abstractNumId="7">
+    <w:lvl w:ilvl="0">
+      <w:start w:val="1"/>
+      <w:numFmt w:val="bullet"/>
+      <w:lvlText w:val=""/>
+      <w:lvlJc w:val="start"/>
+      <w:pPr>
+        <w:tabs>
+          <w:tab w:val="num" w:pos="720"/>
+        </w:tabs>
+        <w:ind w:start="720" w:hanging="360"/>
+      </w:pPr>
+      <w:rPr>
+        <w:rFonts w:ascii="Symbol" w:hAnsi="Symbol" w:cs="Symbol" w:hint="default"/>
+      </w:rPr>
+    </w:lvl>
+    <w:lvl w:ilvl="1">
+      <w:start w:val="1"/>
+      <w:numFmt w:val="bullet"/>
+      <w:lvlText w:val="◦"/>
+      <w:lvlJc w:val="start"/>
+      <w:pPr>
+        <w:tabs>
+          <w:tab w:val="num" w:pos="1080"/>
+        </w:tabs>
+        <w:ind w:start="1080" w:hanging="360"/>
+      </w:pPr>
+      <w:rPr>
+        <w:rFonts w:ascii="OpenSymbol" w:hAnsi="OpenSymbol" w:cs="OpenSymbol" w:hint="default"/>
+      </w:rPr>
+    </w:lvl>
+    <w:lvl w:ilvl="2">
+      <w:start w:val="1"/>
+      <w:numFmt w:val="bullet"/>
+      <w:lvlText w:val="▪"/>
+      <w:lvlJc w:val="start"/>
+      <w:pPr>
+        <w:tabs>
+          <w:tab w:val="num" w:pos="1440"/>
+        </w:tabs>
+        <w:ind w:start="1440" w:hanging="360"/>
+      </w:pPr>
+      <w:rPr>
+        <w:rFonts w:ascii="OpenSymbol" w:hAnsi="OpenSymbol" w:cs="OpenSymbol" w:hint="default"/>
+      </w:rPr>
+    </w:lvl>
+    <w:lvl w:ilvl="3">
+      <w:start w:val="1"/>
+      <w:numFmt w:val="bullet"/>
+      <w:lvlText w:val=""/>
+      <w:lvlJc w:val="start"/>
+      <w:pPr>
+        <w:tabs>
+          <w:tab w:val="num" w:pos="1800"/>
+        </w:tabs>
+        <w:ind w:start="1800" w:hanging="360"/>
+      </w:pPr>
+      <w:rPr>
+        <w:rFonts w:ascii="Symbol" w:hAnsi="Symbol" w:cs="Symbol" w:hint="default"/>
+      </w:rPr>
+    </w:lvl>
+    <w:lvl w:ilvl="4">
+      <w:start w:val="1"/>
+      <w:numFmt w:val="bullet"/>
+      <w:lvlText w:val="◦"/>
+      <w:lvlJc w:val="start"/>
+      <w:pPr>
+        <w:tabs>
+          <w:tab w:val="num" w:pos="2160"/>
+        </w:tabs>
+        <w:ind w:start="2160" w:hanging="360"/>
+      </w:pPr>
+      <w:rPr>
+        <w:rFonts w:ascii="OpenSymbol" w:hAnsi="OpenSymbol" w:cs="OpenSymbol" w:hint="default"/>
+      </w:rPr>
+    </w:lvl>
+    <w:lvl w:ilvl="5">
+      <w:start w:val="1"/>
+      <w:numFmt w:val="bullet"/>
+      <w:lvlText w:val="▪"/>
+      <w:lvlJc w:val="start"/>
+      <w:pPr>
+        <w:tabs>
+          <w:tab w:val="num" w:pos="2520"/>
+        </w:tabs>
+        <w:ind w:start="2520" w:hanging="360"/>
+      </w:pPr>
+      <w:rPr>
+        <w:rFonts w:ascii="OpenSymbol" w:hAnsi="OpenSymbol" w:cs="OpenSymbol" w:hint="default"/>
+      </w:rPr>
+    </w:lvl>
+    <w:lvl w:ilvl="6">
+      <w:start w:val="1"/>
+      <w:numFmt w:val="bullet"/>
+      <w:lvlText w:val=""/>
+      <w:lvlJc w:val="start"/>
+      <w:pPr>
+        <w:tabs>
+          <w:tab w:val="num" w:pos="2880"/>
+        </w:tabs>
+        <w:ind w:start="2880" w:hanging="360"/>
+      </w:pPr>
+      <w:rPr>
+        <w:rFonts w:ascii="Symbol" w:hAnsi="Symbol" w:cs="Symbol" w:hint="default"/>
+      </w:rPr>
+    </w:lvl>
+    <w:lvl w:ilvl="7">
+      <w:start w:val="1"/>
+      <w:numFmt w:val="bullet"/>
+      <w:lvlText w:val="◦"/>
+      <w:lvlJc w:val="start"/>
+      <w:pPr>
+        <w:tabs>
+          <w:tab w:val="num" w:pos="3240"/>
+        </w:tabs>
+        <w:ind w:start="3240" w:hanging="360"/>
+      </w:pPr>
+      <w:rPr>
+        <w:rFonts w:ascii="OpenSymbol" w:hAnsi="OpenSymbol" w:cs="OpenSymbol" w:hint="default"/>
+      </w:rPr>
+    </w:lvl>
+    <w:lvl w:ilvl="8">
+      <w:start w:val="1"/>
+      <w:numFmt w:val="bullet"/>
+      <w:lvlText w:val="▪"/>
+      <w:lvlJc w:val="start"/>
+      <w:pPr>
+        <w:tabs>
+          <w:tab w:val="num" w:pos="3600"/>
+        </w:tabs>
+        <w:ind w:start="3600" w:hanging="360"/>
+      </w:pPr>
+      <w:rPr>
+        <w:rFonts w:ascii="OpenSymbol" w:hAnsi="OpenSymbol" w:cs="OpenSymbol" w:hint="default"/>
+      </w:rPr>
+    </w:lvl>
+  </w:abstractNum>
+  <w:abstractNum w:abstractNumId="8">
+    <w:lvl w:ilvl="0">
+      <w:start w:val="1"/>
+      <w:numFmt w:val="decimal"/>
+      <w:lvlText w:val="%1."/>
+      <w:lvlJc w:val="start"/>
+      <w:pPr>
+        <w:tabs>
+          <w:tab w:val="num" w:pos="720"/>
+        </w:tabs>
+        <w:ind w:start="720" w:hanging="360"/>
+      </w:pPr>
+      <w:rPr/>
+    </w:lvl>
+    <w:lvl w:ilvl="1">
+      <w:start w:val="1"/>
+      <w:numFmt w:val="decimal"/>
+      <w:lvlText w:val="%2."/>
+      <w:lvlJc w:val="start"/>
+      <w:pPr>
+        <w:tabs>
+          <w:tab w:val="num" w:pos="1080"/>
+        </w:tabs>
+        <w:ind w:start="1080" w:hanging="360"/>
+      </w:pPr>
+      <w:rPr/>
+    </w:lvl>
+    <w:lvl w:ilvl="2">
+      <w:start w:val="1"/>
+      <w:numFmt w:val="decimal"/>
+      <w:lvlText w:val="%3."/>
+      <w:lvlJc w:val="start"/>
+      <w:pPr>
+        <w:tabs>
+          <w:tab w:val="num" w:pos="1440"/>
+        </w:tabs>
+        <w:ind w:start="1440" w:hanging="360"/>
+      </w:pPr>
+      <w:rPr/>
+    </w:lvl>
+    <w:lvl w:ilvl="3">
+      <w:start w:val="1"/>
+      <w:numFmt w:val="decimal"/>
+      <w:lvlText w:val="%4."/>
+      <w:lvlJc w:val="start"/>
+      <w:pPr>
+        <w:tabs>
+          <w:tab w:val="num" w:pos="1800"/>
+        </w:tabs>
+        <w:ind w:start="1800" w:hanging="360"/>
+      </w:pPr>
+      <w:rPr/>
+    </w:lvl>
+    <w:lvl w:ilvl="4">
+      <w:start w:val="1"/>
+      <w:numFmt w:val="decimal"/>
+      <w:lvlText w:val="%5."/>
+      <w:lvlJc w:val="start"/>
+      <w:pPr>
+        <w:tabs>
+          <w:tab w:val="num" w:pos="2160"/>
+        </w:tabs>
+        <w:ind w:start="2160" w:hanging="360"/>
+      </w:pPr>
+      <w:rPr/>
+    </w:lvl>
+    <w:lvl w:ilvl="5">
+      <w:start w:val="1"/>
+      <w:numFmt w:val="decimal"/>
+      <w:lvlText w:val="%6."/>
+      <w:lvlJc w:val="start"/>
+      <w:pPr>
+        <w:tabs>
+          <w:tab w:val="num" w:pos="2520"/>
+        </w:tabs>
+        <w:ind w:start="2520" w:hanging="360"/>
+      </w:pPr>
+      <w:rPr/>
+    </w:lvl>
+    <w:lvl w:ilvl="6">
+      <w:start w:val="1"/>
+      <w:numFmt w:val="decimal"/>
+      <w:lvlText w:val="%7."/>
+      <w:lvlJc w:val="start"/>
+      <w:pPr>
+        <w:tabs>
+          <w:tab w:val="num" w:pos="2880"/>
+        </w:tabs>
+        <w:ind w:start="2880" w:hanging="360"/>
+      </w:pPr>
+      <w:rPr/>
+    </w:lvl>
+    <w:lvl w:ilvl="7">
+      <w:start w:val="1"/>
+      <w:numFmt w:val="decimal"/>
+      <w:lvlText w:val="%8."/>
+      <w:lvlJc w:val="start"/>
+      <w:pPr>
+        <w:tabs>
+          <w:tab w:val="num" w:pos="3240"/>
+        </w:tabs>
+        <w:ind w:start="3240" w:hanging="360"/>
+      </w:pPr>
+      <w:rPr/>
+    </w:lvl>
+    <w:lvl w:ilvl="8">
+      <w:start w:val="1"/>
+      <w:numFmt w:val="decimal"/>
+      <w:lvlText w:val="%9."/>
+      <w:lvlJc w:val="start"/>
+      <w:pPr>
+        <w:tabs>
+          <w:tab w:val="num" w:pos="3600"/>
+        </w:tabs>
+        <w:ind w:start="3600" w:hanging="360"/>
+      </w:pPr>
+      <w:rPr/>
+    </w:lvl>
+  </w:abstractNum>
+  <w:abstractNum w:abstractNumId="9">
+    <w:lvl w:ilvl="0">
+      <w:start w:val="1"/>
+      <w:numFmt w:val="decimal"/>
+      <w:lvlText w:val="%1."/>
+      <w:lvlJc w:val="start"/>
+      <w:pPr>
+        <w:tabs>
+          <w:tab w:val="num" w:pos="720"/>
+        </w:tabs>
+        <w:ind w:start="720" w:hanging="360"/>
+      </w:pPr>
+      <w:rPr/>
+    </w:lvl>
+    <w:lvl w:ilvl="1">
+      <w:start w:val="1"/>
+      <w:numFmt w:val="decimal"/>
+      <w:lvlText w:val="%2."/>
+      <w:lvlJc w:val="start"/>
+      <w:pPr>
+        <w:tabs>
+          <w:tab w:val="num" w:pos="1080"/>
+        </w:tabs>
+        <w:ind w:start="1080" w:hanging="360"/>
+      </w:pPr>
+      <w:rPr/>
+    </w:lvl>
+    <w:lvl w:ilvl="2">
+      <w:start w:val="1"/>
+      <w:numFmt w:val="decimal"/>
+      <w:lvlText w:val="%3."/>
+      <w:lvlJc w:val="start"/>
+      <w:pPr>
+        <w:tabs>
+          <w:tab w:val="num" w:pos="1440"/>
+        </w:tabs>
+        <w:ind w:start="1440" w:hanging="360"/>
+      </w:pPr>
+      <w:rPr/>
+    </w:lvl>
+    <w:lvl w:ilvl="3">
+      <w:start w:val="1"/>
+      <w:numFmt w:val="decimal"/>
+      <w:lvlText w:val="%4."/>
+      <w:lvlJc w:val="start"/>
+      <w:pPr>
+        <w:tabs>
+          <w:tab w:val="num" w:pos="1800"/>
+        </w:tabs>
+        <w:ind w:start="1800" w:hanging="360"/>
+      </w:pPr>
+      <w:rPr/>
+    </w:lvl>
+    <w:lvl w:ilvl="4">
+      <w:start w:val="1"/>
+      <w:numFmt w:val="decimal"/>
+      <w:lvlText w:val="%5."/>
+      <w:lvlJc w:val="start"/>
+      <w:pPr>
+        <w:tabs>
+          <w:tab w:val="num" w:pos="2160"/>
+        </w:tabs>
+        <w:ind w:start="2160" w:hanging="360"/>
+      </w:pPr>
+      <w:rPr/>
+    </w:lvl>
+    <w:lvl w:ilvl="5">
+      <w:start w:val="1"/>
+      <w:numFmt w:val="decimal"/>
+      <w:lvlText w:val="%6."/>
+      <w:lvlJc w:val="start"/>
+      <w:pPr>
+        <w:tabs>
+          <w:tab w:val="num" w:pos="2520"/>
+        </w:tabs>
+        <w:ind w:start="2520" w:hanging="360"/>
+      </w:pPr>
+      <w:rPr/>
+    </w:lvl>
+    <w:lvl w:ilvl="6">
+      <w:start w:val="1"/>
+      <w:numFmt w:val="decimal"/>
+      <w:lvlText w:val="%7."/>
+      <w:lvlJc w:val="start"/>
+      <w:pPr>
+        <w:tabs>
+          <w:tab w:val="num" w:pos="2880"/>
+        </w:tabs>
+        <w:ind w:start="2880" w:hanging="360"/>
+      </w:pPr>
+      <w:rPr/>
+    </w:lvl>
+    <w:lvl w:ilvl="7">
+      <w:start w:val="1"/>
+      <w:numFmt w:val="decimal"/>
+      <w:lvlText w:val="%8."/>
+      <w:lvlJc w:val="start"/>
+      <w:pPr>
+        <w:tabs>
+          <w:tab w:val="num" w:pos="3240"/>
+        </w:tabs>
+        <w:ind w:start="3240" w:hanging="360"/>
+      </w:pPr>
+      <w:rPr/>
+    </w:lvl>
+    <w:lvl w:ilvl="8">
+      <w:start w:val="1"/>
+      <w:numFmt w:val="decimal"/>
+      <w:lvlText w:val="%9."/>
+      <w:lvlJc w:val="start"/>
+      <w:pPr>
+        <w:tabs>
+          <w:tab w:val="num" w:pos="3600"/>
+        </w:tabs>
+        <w:ind w:start="3600" w:hanging="360"/>
+      </w:pPr>
+      <w:rPr/>
+    </w:lvl>
+  </w:abstractNum>
+  <w:abstractNum w:abstractNumId="10">
+    <w:lvl w:ilvl="0">
+      <w:start w:val="1"/>
+      <w:numFmt w:val="decimal"/>
+      <w:lvlText w:val="%1."/>
+      <w:lvlJc w:val="start"/>
+      <w:pPr>
+        <w:tabs>
+          <w:tab w:val="num" w:pos="720"/>
+        </w:tabs>
+        <w:ind w:start="720" w:hanging="360"/>
+      </w:pPr>
+      <w:rPr/>
+    </w:lvl>
+    <w:lvl w:ilvl="1">
+      <w:start w:val="1"/>
+      <w:numFmt w:val="decimal"/>
+      <w:lvlText w:val="%2."/>
+      <w:lvlJc w:val="start"/>
+      <w:pPr>
+        <w:tabs>
+          <w:tab w:val="num" w:pos="1080"/>
+        </w:tabs>
+        <w:ind w:start="1080" w:hanging="360"/>
+      </w:pPr>
+      <w:rPr/>
+    </w:lvl>
+    <w:lvl w:ilvl="2">
+      <w:start w:val="1"/>
+      <w:numFmt w:val="decimal"/>
+      <w:lvlText w:val="%3."/>
+      <w:lvlJc w:val="start"/>
+      <w:pPr>
+        <w:tabs>
+          <w:tab w:val="num" w:pos="1440"/>
+        </w:tabs>
+        <w:ind w:start="1440" w:hanging="360"/>
+      </w:pPr>
+      <w:rPr/>
+    </w:lvl>
+    <w:lvl w:ilvl="3">
+      <w:start w:val="1"/>
+      <w:numFmt w:val="decimal"/>
+      <w:lvlText w:val="%4."/>
+      <w:lvlJc w:val="start"/>
+      <w:pPr>
+        <w:tabs>
+          <w:tab w:val="num" w:pos="1800"/>
+        </w:tabs>
+        <w:ind w:start="1800" w:hanging="360"/>
+      </w:pPr>
+      <w:rPr/>
+    </w:lvl>
+    <w:lvl w:ilvl="4">
+      <w:start w:val="1"/>
+      <w:numFmt w:val="decimal"/>
+      <w:lvlText w:val="%5."/>
+      <w:lvlJc w:val="start"/>
+      <w:pPr>
+        <w:tabs>
+          <w:tab w:val="num" w:pos="2160"/>
+        </w:tabs>
+        <w:ind w:start="2160" w:hanging="360"/>
+      </w:pPr>
+      <w:rPr/>
+    </w:lvl>
+    <w:lvl w:ilvl="5">
+      <w:start w:val="1"/>
+      <w:numFmt w:val="decimal"/>
+      <w:lvlText w:val="%6."/>
+      <w:lvlJc w:val="start"/>
+      <w:pPr>
+        <w:tabs>
+          <w:tab w:val="num" w:pos="2520"/>
+        </w:tabs>
+        <w:ind w:start="2520" w:hanging="360"/>
+      </w:pPr>
+      <w:rPr/>
+    </w:lvl>
+    <w:lvl w:ilvl="6">
+      <w:start w:val="1"/>
+      <w:numFmt w:val="decimal"/>
+      <w:lvlText w:val="%7."/>
+      <w:lvlJc w:val="start"/>
+      <w:pPr>
+        <w:tabs>
+          <w:tab w:val="num" w:pos="2880"/>
+        </w:tabs>
+        <w:ind w:start="2880" w:hanging="360"/>
+      </w:pPr>
+      <w:rPr/>
+    </w:lvl>
+    <w:lvl w:ilvl="7">
+      <w:start w:val="1"/>
+      <w:numFmt w:val="decimal"/>
+      <w:lvlText w:val="%8."/>
+      <w:lvlJc w:val="start"/>
+      <w:pPr>
+        <w:tabs>
+          <w:tab w:val="num" w:pos="3240"/>
+        </w:tabs>
+        <w:ind w:start="3240" w:hanging="360"/>
+      </w:pPr>
+      <w:rPr/>
+    </w:lvl>
+    <w:lvl w:ilvl="8">
+      <w:start w:val="1"/>
+      <w:numFmt w:val="decimal"/>
+      <w:lvlText w:val="%9."/>
+      <w:lvlJc w:val="start"/>
+      <w:pPr>
+        <w:tabs>
+          <w:tab w:val="num" w:pos="3600"/>
+        </w:tabs>
+        <w:ind w:start="3600" w:hanging="360"/>
+      </w:pPr>
+      <w:rPr/>
+    </w:lvl>
+  </w:abstractNum>
+  <w:abstractNum w:abstractNumId="11">
+    <w:lvl w:ilvl="0">
+      <w:start w:val="1"/>
+      <w:numFmt w:val="bullet"/>
+      <w:lvlText w:val=""/>
+      <w:lvlJc w:val="start"/>
+      <w:pPr>
+        <w:tabs>
+          <w:tab w:val="num" w:pos="720"/>
+        </w:tabs>
+        <w:ind w:start="720" w:hanging="360"/>
+      </w:pPr>
+      <w:rPr>
+        <w:rFonts w:ascii="Symbol" w:hAnsi="Symbol" w:cs="Symbol" w:hint="default"/>
+      </w:rPr>
+    </w:lvl>
+    <w:lvl w:ilvl="1">
+      <w:start w:val="1"/>
+      <w:numFmt w:val="bullet"/>
+      <w:lvlText w:val="◦"/>
+      <w:lvlJc w:val="start"/>
+      <w:pPr>
+        <w:tabs>
+          <w:tab w:val="num" w:pos="1080"/>
+        </w:tabs>
+        <w:ind w:start="1080" w:hanging="360"/>
+      </w:pPr>
+      <w:rPr>
+        <w:rFonts w:ascii="OpenSymbol" w:hAnsi="OpenSymbol" w:cs="OpenSymbol" w:hint="default"/>
+      </w:rPr>
+    </w:lvl>
+    <w:lvl w:ilvl="2">
+      <w:start w:val="1"/>
+      <w:numFmt w:val="bullet"/>
+      <w:lvlText w:val="▪"/>
+      <w:lvlJc w:val="start"/>
+      <w:pPr>
+        <w:tabs>
+          <w:tab w:val="num" w:pos="1440"/>
+        </w:tabs>
+        <w:ind w:start="1440" w:hanging="360"/>
+      </w:pPr>
+      <w:rPr>
+        <w:rFonts w:ascii="OpenSymbol" w:hAnsi="OpenSymbol" w:cs="OpenSymbol" w:hint="default"/>
+      </w:rPr>
+    </w:lvl>
+    <w:lvl w:ilvl="3">
+      <w:start w:val="1"/>
+      <w:numFmt w:val="bullet"/>
+      <w:lvlText w:val=""/>
+      <w:lvlJc w:val="start"/>
+      <w:pPr>
+        <w:tabs>
+          <w:tab w:val="num" w:pos="1800"/>
+        </w:tabs>
+        <w:ind w:start="1800" w:hanging="360"/>
+      </w:pPr>
+      <w:rPr>
+        <w:rFonts w:ascii="Symbol" w:hAnsi="Symbol" w:cs="Symbol" w:hint="default"/>
+      </w:rPr>
+    </w:lvl>
+    <w:lvl w:ilvl="4">
+      <w:start w:val="1"/>
+      <w:numFmt w:val="bullet"/>
+      <w:lvlText w:val="◦"/>
+      <w:lvlJc w:val="start"/>
+      <w:pPr>
+        <w:tabs>
+          <w:tab w:val="num" w:pos="2160"/>
+        </w:tabs>
+        <w:ind w:start="2160" w:hanging="360"/>
+      </w:pPr>
+      <w:rPr>
+        <w:rFonts w:ascii="OpenSymbol" w:hAnsi="OpenSymbol" w:cs="OpenSymbol" w:hint="default"/>
+      </w:rPr>
+    </w:lvl>
+    <w:lvl w:ilvl="5">
+      <w:start w:val="1"/>
+      <w:numFmt w:val="bullet"/>
+      <w:lvlText w:val="▪"/>
+      <w:lvlJc w:val="start"/>
+      <w:pPr>
+        <w:tabs>
+          <w:tab w:val="num" w:pos="2520"/>
+        </w:tabs>
+        <w:ind w:start="2520" w:hanging="360"/>
+      </w:pPr>
+      <w:rPr>
+        <w:rFonts w:ascii="OpenSymbol" w:hAnsi="OpenSymbol" w:cs="OpenSymbol" w:hint="default"/>
+      </w:rPr>
+    </w:lvl>
+    <w:lvl w:ilvl="6">
+      <w:start w:val="1"/>
+      <w:numFmt w:val="bullet"/>
+      <w:lvlText w:val=""/>
+      <w:lvlJc w:val="start"/>
+      <w:pPr>
+        <w:tabs>
+          <w:tab w:val="num" w:pos="2880"/>
+        </w:tabs>
+        <w:ind w:start="2880" w:hanging="360"/>
+      </w:pPr>
+      <w:rPr>
+        <w:rFonts w:ascii="Symbol" w:hAnsi="Symbol" w:cs="Symbol" w:hint="default"/>
+      </w:rPr>
+    </w:lvl>
+    <w:lvl w:ilvl="7">
+      <w:start w:val="1"/>
+      <w:numFmt w:val="bullet"/>
+      <w:lvlText w:val="◦"/>
+      <w:lvlJc w:val="start"/>
+      <w:pPr>
+        <w:tabs>
+          <w:tab w:val="num" w:pos="3240"/>
+        </w:tabs>
+        <w:ind w:start="3240" w:hanging="360"/>
+      </w:pPr>
+      <w:rPr>
+        <w:rFonts w:ascii="OpenSymbol" w:hAnsi="OpenSymbol" w:cs="OpenSymbol" w:hint="default"/>
+      </w:rPr>
+    </w:lvl>
+    <w:lvl w:ilvl="8">
+      <w:start w:val="1"/>
+      <w:numFmt w:val="bullet"/>
+      <w:lvlText w:val="▪"/>
+      <w:lvlJc w:val="start"/>
+      <w:pPr>
+        <w:tabs>
+          <w:tab w:val="num" w:pos="3600"/>
+        </w:tabs>
+        <w:ind w:start="3600" w:hanging="360"/>
+      </w:pPr>
+      <w:rPr>
+        <w:rFonts w:ascii="OpenSymbol" w:hAnsi="OpenSymbol" w:cs="OpenSymbol" w:hint="default"/>
+      </w:rPr>
+    </w:lvl>
+  </w:abstractNum>
+  <w:abstractNum w:abstractNumId="12">
     <w:lvl w:ilvl="0">
       <w:start w:val="1"/>
       <w:numFmt w:val="none"/>
@@ -819,6 +2171,30 @@
   </w:num>
   <w:num w:numId="4">
     <w:abstractNumId w:val="4"/>
+  </w:num>
+  <w:num w:numId="5">
+    <w:abstractNumId w:val="5"/>
+  </w:num>
+  <w:num w:numId="6">
+    <w:abstractNumId w:val="6"/>
+  </w:num>
+  <w:num w:numId="7">
+    <w:abstractNumId w:val="7"/>
+  </w:num>
+  <w:num w:numId="8">
+    <w:abstractNumId w:val="8"/>
+  </w:num>
+  <w:num w:numId="9">
+    <w:abstractNumId w:val="9"/>
+  </w:num>
+  <w:num w:numId="10">
+    <w:abstractNumId w:val="10"/>
+  </w:num>
+  <w:num w:numId="11">
+    <w:abstractNumId w:val="11"/>
+  </w:num>
+  <w:num w:numId="12">
+    <w:abstractNumId w:val="12"/>
   </w:num>
 </w:numbering>
 </file>
@@ -862,7 +2238,7 @@
   </w:style>
   <w:style w:type="paragraph" w:styleId="Heading2">
     <w:name w:val="heading 2"/>
-    <w:basedOn w:val="Ttulouser"/>
+    <w:basedOn w:val="Ttulo"/>
     <w:next w:val="BodyText"/>
     <w:qFormat/>
     <w:pPr>
@@ -880,10 +2256,17 @@
       <w:szCs w:val="32"/>
     </w:rPr>
   </w:style>
-  <w:style w:type="character" w:styleId="Smbolosdenumeracinuser">
-    <w:name w:val="Símbolos de numeración (user)"/>
+  <w:style w:type="character" w:styleId="Smbolosdenumeracin">
+    <w:name w:val="Símbolos de numeración"/>
     <w:qFormat/>
     <w:rPr/>
+  </w:style>
+  <w:style w:type="character" w:styleId="Bolosuser">
+    <w:name w:val="Bolos (user)"/>
+    <w:qFormat/>
+    <w:rPr>
+      <w:rFonts w:ascii="OpenSymbol" w:hAnsi="OpenSymbol" w:eastAsia="OpenSymbol" w:cs="OpenSymbol"/>
+    </w:rPr>
   </w:style>
   <w:style w:type="character" w:styleId="Bolos">
     <w:name w:val="Bolos"/>
